--- a/Rapports_mensuels/Mois2026_06/ipc_note_17_ar_2026_06.docx
+++ b/Rapports_mensuels/Mois2026_06/ipc_note_17_ar_2026_06.docx
@@ -120,7 +120,33 @@
         <w:t xml:space="preserve">سلع وخدمات متنوعة</w:t>
       </w:r>
       <w:r>
-        <w:t xml:space="preserve">ب0,4% ‏ .</w:t>
+        <w:t xml:space="preserve">ب0,4% ‏ . NA NA NA ارتفع التغير الشهري للرقم الاستدلالي للمواد غير الغذائية ب (-0.2% ) جراء زيادة أثمان الأقسام التالية:</w:t>
+      </w:r>
+      <w:r>
+        <w:t xml:space="preserve"> </w:t>
+      </w:r>
+      <w:r>
+        <w:rPr>
+          <w:b/>
+          <w:bCs/>
+        </w:rPr>
+        <w:t xml:space="preserve">المطاعم والفنادق</w:t>
+      </w:r>
+      <w:r>
+        <w:t xml:space="preserve">ب2,6% ‏ . ارتفع التغير الشهري للرقم الاستدلالي للمواد غير الغذائية ب (-0.2% ) جراء زيادة أثمان الأقسام التالية:</w:t>
+      </w:r>
+      <w:r>
+        <w:t xml:space="preserve"> </w:t>
+      </w:r>
+      <w:r>
+        <w:rPr>
+          <w:b/>
+          <w:bCs/>
+        </w:rPr>
+        <w:t xml:space="preserve">المطاعم والفنادق</w:t>
+      </w:r>
+      <w:r>
+        <w:t xml:space="preserve">ب2,6% ‏ .</w:t>
       </w:r>
     </w:p>
     <w:p>
@@ -206,22 +232,6 @@
         <w:t xml:space="preserve">الخبز والحبوب</w:t>
       </w:r>
       <w:r>
-        <w:t xml:space="preserve"> </w:t>
-      </w:r>
-      <w:r>
-        <w:t xml:space="preserve">و</w:t>
-      </w:r>
-      <w:r>
-        <w:t xml:space="preserve"> </w:t>
-      </w:r>
-      <w:r>
-        <w:rPr>
-          <w:b/>
-          <w:bCs/>
-        </w:rPr>
-        <w:t xml:space="preserve">خدمات تقديم الطعام</w:t>
-      </w:r>
-      <w:r>
         <w:t xml:space="preserve">ب0,8% ‏ و</w:t>
       </w:r>
       <w:r>
@@ -331,6 +341,546 @@
         <w:t xml:space="preserve"> </w:t>
       </w:r>
       <w:r>
+        <w:t xml:space="preserve">العام. ارتفع الرقم الاستدلالي للمواد الغذائية</w:t>
+      </w:r>
+      <w:r>
+        <w:t xml:space="preserve"> </w:t>
+      </w:r>
+      <w:r>
+        <w:t xml:space="preserve">ب -3.2% في نونبر 2025 مقارنة بنظيره من السنة الماضية،ويعزى ذلك إلى زيادة أثمان المواد المكونة للمجموعات التالية:</w:t>
+      </w:r>
+      <w:r>
+        <w:t xml:space="preserve"> </w:t>
+      </w:r>
+      <w:r>
+        <w:rPr>
+          <w:b/>
+          <w:bCs/>
+        </w:rPr>
+        <w:t xml:space="preserve">مقهى، شاي وكاكاو</w:t>
+      </w:r>
+      <w:r>
+        <w:t xml:space="preserve">ب13,7% ‏،</w:t>
+      </w:r>
+      <w:r>
+        <w:t xml:space="preserve"> </w:t>
+      </w:r>
+      <w:r>
+        <w:rPr>
+          <w:b/>
+          <w:bCs/>
+        </w:rPr>
+        <w:t xml:space="preserve">اللحم</w:t>
+      </w:r>
+      <w:r>
+        <w:t xml:space="preserve">ب6,7% ‏،</w:t>
+      </w:r>
+      <w:r>
+        <w:t xml:space="preserve"> </w:t>
+      </w:r>
+      <w:r>
+        <w:rPr>
+          <w:b/>
+          <w:bCs/>
+        </w:rPr>
+        <w:t xml:space="preserve">الأسماك والمأكولات البحرية</w:t>
+      </w:r>
+      <w:r>
+        <w:t xml:space="preserve">ب5,1% ‏،</w:t>
+      </w:r>
+      <w:r>
+        <w:t xml:space="preserve"> </w:t>
+      </w:r>
+      <w:r>
+        <w:rPr>
+          <w:b/>
+          <w:bCs/>
+        </w:rPr>
+        <w:t xml:space="preserve">التبغ</w:t>
+      </w:r>
+      <w:r>
+        <w:t xml:space="preserve">ب5,0% ‏،</w:t>
+      </w:r>
+      <w:r>
+        <w:t xml:space="preserve"> </w:t>
+      </w:r>
+      <w:r>
+        <w:rPr>
+          <w:b/>
+          <w:bCs/>
+        </w:rPr>
+        <w:t xml:space="preserve">المياه المعدنية، والمشروبات الغازية، وعصائر الفاكهة والخضراوات (بدون تاريخ)</w:t>
+      </w:r>
+      <w:r>
+        <w:t xml:space="preserve">ب1,0% ‏ و</w:t>
+      </w:r>
+      <w:r>
+        <w:t xml:space="preserve"> </w:t>
+      </w:r>
+      <w:r>
+        <w:rPr>
+          <w:b/>
+          <w:bCs/>
+        </w:rPr>
+        <w:t xml:space="preserve">السكر، والمربى، والعسل، والشوكولاتة، والحلويات</w:t>
+      </w:r>
+      <w:r>
+        <w:t xml:space="preserve">ب0,6% ‏. وعلى الرغم من الانخفاضات المسجلة في أثمان المواد</w:t>
+      </w:r>
+      <w:r>
+        <w:t xml:space="preserve"> </w:t>
+      </w:r>
+      <w:r>
+        <w:t xml:space="preserve">المكونة للمجموعات التالية:</w:t>
+      </w:r>
+      <w:r>
+        <w:t xml:space="preserve"> </w:t>
+      </w:r>
+      <w:r>
+        <w:rPr>
+          <w:b/>
+          <w:bCs/>
+        </w:rPr>
+        <w:t xml:space="preserve">الزيوت والدهون</w:t>
+      </w:r>
+      <w:r>
+        <w:t xml:space="preserve">ب31,6% ‏،</w:t>
+      </w:r>
+      <w:r>
+        <w:t xml:space="preserve"> </w:t>
+      </w:r>
+      <w:r>
+        <w:rPr>
+          <w:b/>
+          <w:bCs/>
+        </w:rPr>
+        <w:t xml:space="preserve">الحليب والجبن والبيض</w:t>
+      </w:r>
+      <w:r>
+        <w:t xml:space="preserve">ب4,5% ‏،</w:t>
+      </w:r>
+      <w:r>
+        <w:t xml:space="preserve"> </w:t>
+      </w:r>
+      <w:r>
+        <w:rPr>
+          <w:b/>
+          <w:bCs/>
+        </w:rPr>
+        <w:t xml:space="preserve">الخضراوات</w:t>
+      </w:r>
+      <w:r>
+        <w:t xml:space="preserve">ب3,1% ‏،</w:t>
+      </w:r>
+      <w:r>
+        <w:t xml:space="preserve"> </w:t>
+      </w:r>
+      <w:r>
+        <w:rPr>
+          <w:b/>
+          <w:bCs/>
+        </w:rPr>
+        <w:t xml:space="preserve">الفواكه</w:t>
+      </w:r>
+      <w:r>
+        <w:t xml:space="preserve">ب1,6% ‏،</w:t>
+      </w:r>
+      <w:r>
+        <w:t xml:space="preserve"> </w:t>
+      </w:r>
+      <w:r>
+        <w:rPr>
+          <w:b/>
+          <w:bCs/>
+        </w:rPr>
+        <w:t xml:space="preserve">الخبز والحبوب</w:t>
+      </w:r>
+      <w:r>
+        <w:t xml:space="preserve">ب0,8% ‏ و</w:t>
+      </w:r>
+      <w:r>
+        <w:t xml:space="preserve"> </w:t>
+      </w:r>
+      <w:r>
+        <w:rPr>
+          <w:b/>
+          <w:bCs/>
+        </w:rPr>
+        <w:t xml:space="preserve">مواد غذائية غير مصنفة في مكان آخر</w:t>
+      </w:r>
+      <w:r>
+        <w:t xml:space="preserve">ب0,2% ‏ و كذا</w:t>
+      </w:r>
+      <w:r>
+        <w:t xml:space="preserve"> </w:t>
+      </w:r>
+      <w:r>
+        <w:t xml:space="preserve">استقرار أثمان NA فإن ذلك لم يؤثر على التطور</w:t>
+      </w:r>
+      <w:r>
+        <w:t xml:space="preserve"> </w:t>
+      </w:r>
+      <w:r>
+        <w:t xml:space="preserve">العام. ارتفع الرقم الاستدلالي للمواد الغذائية</w:t>
+      </w:r>
+      <w:r>
+        <w:t xml:space="preserve"> </w:t>
+      </w:r>
+      <w:r>
+        <w:t xml:space="preserve">ب -3.2% في نونبر 2025 مقارنة بنظيره من السنة الماضية،ويعزى ذلك إلى زيادة أثمان المواد المكونة للمجموعات التالية:</w:t>
+      </w:r>
+      <w:r>
+        <w:t xml:space="preserve"> </w:t>
+      </w:r>
+      <w:r>
+        <w:rPr>
+          <w:b/>
+          <w:bCs/>
+        </w:rPr>
+        <w:t xml:space="preserve">مقهى، شاي وكاكاو</w:t>
+      </w:r>
+      <w:r>
+        <w:t xml:space="preserve">ب13,7% ‏،</w:t>
+      </w:r>
+      <w:r>
+        <w:t xml:space="preserve"> </w:t>
+      </w:r>
+      <w:r>
+        <w:rPr>
+          <w:b/>
+          <w:bCs/>
+        </w:rPr>
+        <w:t xml:space="preserve">اللحم</w:t>
+      </w:r>
+      <w:r>
+        <w:t xml:space="preserve">ب6,7% ‏،</w:t>
+      </w:r>
+      <w:r>
+        <w:t xml:space="preserve"> </w:t>
+      </w:r>
+      <w:r>
+        <w:rPr>
+          <w:b/>
+          <w:bCs/>
+        </w:rPr>
+        <w:t xml:space="preserve">الأسماك والمأكولات البحرية</w:t>
+      </w:r>
+      <w:r>
+        <w:t xml:space="preserve">ب5,1% ‏،</w:t>
+      </w:r>
+      <w:r>
+        <w:t xml:space="preserve"> </w:t>
+      </w:r>
+      <w:r>
+        <w:rPr>
+          <w:b/>
+          <w:bCs/>
+        </w:rPr>
+        <w:t xml:space="preserve">التبغ</w:t>
+      </w:r>
+      <w:r>
+        <w:t xml:space="preserve">ب5,0% ‏،</w:t>
+      </w:r>
+      <w:r>
+        <w:t xml:space="preserve"> </w:t>
+      </w:r>
+      <w:r>
+        <w:rPr>
+          <w:b/>
+          <w:bCs/>
+        </w:rPr>
+        <w:t xml:space="preserve">المياه المعدنية، والمشروبات الغازية، وعصائر الفاكهة والخضراوات (بدون تاريخ)</w:t>
+      </w:r>
+      <w:r>
+        <w:t xml:space="preserve">ب1,0% ‏ و</w:t>
+      </w:r>
+      <w:r>
+        <w:t xml:space="preserve"> </w:t>
+      </w:r>
+      <w:r>
+        <w:rPr>
+          <w:b/>
+          <w:bCs/>
+        </w:rPr>
+        <w:t xml:space="preserve">السكر، والمربى، والعسل، والشوكولاتة، والحلويات</w:t>
+      </w:r>
+      <w:r>
+        <w:t xml:space="preserve">ب0,6% ‏. وعلى الرغم من الانخفاضات المسجلة في أثمان المواد</w:t>
+      </w:r>
+      <w:r>
+        <w:t xml:space="preserve"> </w:t>
+      </w:r>
+      <w:r>
+        <w:t xml:space="preserve">المكونة للمجموعات التالية:</w:t>
+      </w:r>
+      <w:r>
+        <w:t xml:space="preserve"> </w:t>
+      </w:r>
+      <w:r>
+        <w:rPr>
+          <w:b/>
+          <w:bCs/>
+        </w:rPr>
+        <w:t xml:space="preserve">الزيوت والدهون</w:t>
+      </w:r>
+      <w:r>
+        <w:t xml:space="preserve">ب31,6% ‏،</w:t>
+      </w:r>
+      <w:r>
+        <w:t xml:space="preserve"> </w:t>
+      </w:r>
+      <w:r>
+        <w:rPr>
+          <w:b/>
+          <w:bCs/>
+        </w:rPr>
+        <w:t xml:space="preserve">الحليب والجبن والبيض</w:t>
+      </w:r>
+      <w:r>
+        <w:t xml:space="preserve">ب4,5% ‏،</w:t>
+      </w:r>
+      <w:r>
+        <w:t xml:space="preserve"> </w:t>
+      </w:r>
+      <w:r>
+        <w:rPr>
+          <w:b/>
+          <w:bCs/>
+        </w:rPr>
+        <w:t xml:space="preserve">الخضراوات</w:t>
+      </w:r>
+      <w:r>
+        <w:t xml:space="preserve">ب3,1% ‏،</w:t>
+      </w:r>
+      <w:r>
+        <w:t xml:space="preserve"> </w:t>
+      </w:r>
+      <w:r>
+        <w:rPr>
+          <w:b/>
+          <w:bCs/>
+        </w:rPr>
+        <w:t xml:space="preserve">الفواكه</w:t>
+      </w:r>
+      <w:r>
+        <w:t xml:space="preserve">ب1,6% ‏،</w:t>
+      </w:r>
+      <w:r>
+        <w:t xml:space="preserve"> </w:t>
+      </w:r>
+      <w:r>
+        <w:rPr>
+          <w:b/>
+          <w:bCs/>
+        </w:rPr>
+        <w:t xml:space="preserve">الخبز والحبوب</w:t>
+      </w:r>
+      <w:r>
+        <w:t xml:space="preserve">ب0,8% ‏ و</w:t>
+      </w:r>
+      <w:r>
+        <w:t xml:space="preserve"> </w:t>
+      </w:r>
+      <w:r>
+        <w:rPr>
+          <w:b/>
+          <w:bCs/>
+        </w:rPr>
+        <w:t xml:space="preserve">مواد غذائية غير مصنفة في مكان آخر</w:t>
+      </w:r>
+      <w:r>
+        <w:t xml:space="preserve">ب0,2% ‏ و كذا</w:t>
+      </w:r>
+      <w:r>
+        <w:t xml:space="preserve"> </w:t>
+      </w:r>
+      <w:r>
+        <w:t xml:space="preserve">استقرار أثمان NA فإن ذلك لم يؤثر على التطور</w:t>
+      </w:r>
+      <w:r>
+        <w:t xml:space="preserve"> </w:t>
+      </w:r>
+      <w:r>
+        <w:t xml:space="preserve">العام. ارتفع الرقم الاستدلالي للمواد الغذائية</w:t>
+      </w:r>
+      <w:r>
+        <w:t xml:space="preserve"> </w:t>
+      </w:r>
+      <w:r>
+        <w:t xml:space="preserve">ب -3.2% في نونبر 2025 مقارنة بنظيره من السنة الماضية،ويعزى ذلك إلى زيادة أثمان المواد المكونة للمجموعات التالية:</w:t>
+      </w:r>
+      <w:r>
+        <w:t xml:space="preserve"> </w:t>
+      </w:r>
+      <w:r>
+        <w:rPr>
+          <w:b/>
+          <w:bCs/>
+        </w:rPr>
+        <w:t xml:space="preserve">مقهى، شاي وكاكاو</w:t>
+      </w:r>
+      <w:r>
+        <w:t xml:space="preserve">ب13,7% ‏،</w:t>
+      </w:r>
+      <w:r>
+        <w:t xml:space="preserve"> </w:t>
+      </w:r>
+      <w:r>
+        <w:rPr>
+          <w:b/>
+          <w:bCs/>
+        </w:rPr>
+        <w:t xml:space="preserve">اللحم</w:t>
+      </w:r>
+      <w:r>
+        <w:t xml:space="preserve">ب6,7% ‏،</w:t>
+      </w:r>
+      <w:r>
+        <w:t xml:space="preserve"> </w:t>
+      </w:r>
+      <w:r>
+        <w:rPr>
+          <w:b/>
+          <w:bCs/>
+        </w:rPr>
+        <w:t xml:space="preserve">الأسماك والمأكولات البحرية</w:t>
+      </w:r>
+      <w:r>
+        <w:t xml:space="preserve">ب5,1% ‏،</w:t>
+      </w:r>
+      <w:r>
+        <w:t xml:space="preserve"> </w:t>
+      </w:r>
+      <w:r>
+        <w:rPr>
+          <w:b/>
+          <w:bCs/>
+        </w:rPr>
+        <w:t xml:space="preserve">التبغ</w:t>
+      </w:r>
+      <w:r>
+        <w:t xml:space="preserve">ب5,0% ‏،</w:t>
+      </w:r>
+      <w:r>
+        <w:t xml:space="preserve"> </w:t>
+      </w:r>
+      <w:r>
+        <w:rPr>
+          <w:b/>
+          <w:bCs/>
+        </w:rPr>
+        <w:t xml:space="preserve">المياه المعدنية، والمشروبات الغازية، وعصائر الفاكهة والخضراوات (بدون تاريخ)</w:t>
+      </w:r>
+      <w:r>
+        <w:t xml:space="preserve">ب1,0% ‏ و</w:t>
+      </w:r>
+      <w:r>
+        <w:t xml:space="preserve"> </w:t>
+      </w:r>
+      <w:r>
+        <w:rPr>
+          <w:b/>
+          <w:bCs/>
+        </w:rPr>
+        <w:t xml:space="preserve">السكر، والمربى، والعسل، والشوكولاتة، والحلويات</w:t>
+      </w:r>
+      <w:r>
+        <w:t xml:space="preserve">ب0,6% ‏. وعلى الرغم من الانخفاضات المسجلة في أثمان المواد</w:t>
+      </w:r>
+      <w:r>
+        <w:t xml:space="preserve"> </w:t>
+      </w:r>
+      <w:r>
+        <w:t xml:space="preserve">المكونة للمجموعات التالية:</w:t>
+      </w:r>
+      <w:r>
+        <w:t xml:space="preserve"> </w:t>
+      </w:r>
+      <w:r>
+        <w:rPr>
+          <w:b/>
+          <w:bCs/>
+        </w:rPr>
+        <w:t xml:space="preserve">الزيوت والدهون</w:t>
+      </w:r>
+      <w:r>
+        <w:t xml:space="preserve">ب31,6% ‏،</w:t>
+      </w:r>
+      <w:r>
+        <w:t xml:space="preserve"> </w:t>
+      </w:r>
+      <w:r>
+        <w:rPr>
+          <w:b/>
+          <w:bCs/>
+        </w:rPr>
+        <w:t xml:space="preserve">الحليب والجبن والبيض</w:t>
+      </w:r>
+      <w:r>
+        <w:t xml:space="preserve">ب4,5% ‏،</w:t>
+      </w:r>
+      <w:r>
+        <w:t xml:space="preserve"> </w:t>
+      </w:r>
+      <w:r>
+        <w:rPr>
+          <w:b/>
+          <w:bCs/>
+        </w:rPr>
+        <w:t xml:space="preserve">الخضراوات</w:t>
+      </w:r>
+      <w:r>
+        <w:t xml:space="preserve">ب3,1% ‏،</w:t>
+      </w:r>
+      <w:r>
+        <w:t xml:space="preserve"> </w:t>
+      </w:r>
+      <w:r>
+        <w:rPr>
+          <w:b/>
+          <w:bCs/>
+        </w:rPr>
+        <w:t xml:space="preserve">الفواكه</w:t>
+      </w:r>
+      <w:r>
+        <w:t xml:space="preserve">ب1,6% ‏،</w:t>
+      </w:r>
+      <w:r>
+        <w:t xml:space="preserve"> </w:t>
+      </w:r>
+      <w:r>
+        <w:rPr>
+          <w:b/>
+          <w:bCs/>
+        </w:rPr>
+        <w:t xml:space="preserve">الخبز والحبوب</w:t>
+      </w:r>
+      <w:r>
+        <w:t xml:space="preserve">ب0,8% ‏ و</w:t>
+      </w:r>
+      <w:r>
+        <w:t xml:space="preserve"> </w:t>
+      </w:r>
+      <w:r>
+        <w:rPr>
+          <w:b/>
+          <w:bCs/>
+        </w:rPr>
+        <w:t xml:space="preserve">مواد غذائية غير مصنفة في مكان آخر</w:t>
+      </w:r>
+      <w:r>
+        <w:t xml:space="preserve">ب0,2% ‏ و كذا</w:t>
+      </w:r>
+      <w:r>
+        <w:t xml:space="preserve"> </w:t>
+      </w:r>
+      <w:r>
+        <w:t xml:space="preserve">استقرار أثمان NA فإن ذلك لم يؤثر على التطور</w:t>
+      </w:r>
+      <w:r>
+        <w:t xml:space="preserve"> </w:t>
+      </w:r>
+      <w:r>
         <w:t xml:space="preserve">العام.</w:t>
       </w:r>
     </w:p>
@@ -439,7 +989,7 @@
         <w:pStyle w:val="ipcpara0"/>
       </w:pPr>
       <w:r>
-        <w:t xml:space="preserve">جدول 2: الرقم الاستدلالي للأثمان عند الاستهلاك لمدينة الحسيمة يونيو :2026 (أساس 2017:100)</w:t>
+        <w:t xml:space="preserve">جدول 4: الرقم الاستدلالي للأثمان عند الاستهلاك لمدينة الحسيمة يونيو :2026 (أساس 2017:100)</w:t>
       </w:r>
     </w:p>
     <w:tbl xmlns:w="http://schemas.openxmlformats.org/wordprocessingml/2006/main" xmlns:r="http://schemas.openxmlformats.org/officeDocument/2006/relationships" xmlns:w14="http://schemas.microsoft.com/office/word/2010/wordml" xmlns:wp="http://schemas.openxmlformats.org/drawingml/2006/wordprocessingDrawing" xmlns:a="http://schemas.openxmlformats.org/drawingml/2006/main" xmlns:pic="http://schemas.openxmlformats.org/drawingml/2006/picture">
